--- a/Claude outputs/Nicholas_Lee_Portfolio-1.docx
+++ b/Claude outputs/Nicholas_Lee_Portfolio-1.docx
@@ -1078,9 +1078,159 @@
           <w:sz w:val="21"/>
           <w:szCs w:val="21"/>
         </w:rPr>
-        <w:t xml:space="preserve">Designed two assembly fixtures for the solar car. Surface-modeled wheel-cover cutting stencils that follow the curvature of the dynamic aerobody, datumed to the ribs of the car so cut position is a property of the tool rather than the installer; the stencil design was approved for use on the vehicle. Designed a tool-free press-fit camera mount system for FDM 3D printing that replaced the bolted-in mounts of previous years, gripping the inner edge of the rear windshield frame with press-fit dimensions converged over 5 PLA print iterations, keeping the camera accessible for maintenance.</w:t>
-      </w:r>
-    </w:p>
+        <w:t>Designed two assembly fixtures for the solar car. Surface-modeled wheel-cover cutting stencils that follow the curvature of the dynamic aerobody, datumed to the ribs of the car so cut position is a property of the tool rather than the installer; the stencil design was approved for use on the vehicle. Designed a tool-free press-fit camera mount system for FDM 3D printing that replaced the bolted-in mounts of previous years, gripping the inner edge of the rear windshield frame with press-fit dimensions converged over 5 PLA print iterations, keeping the camera accessible for maintenance. In CAD renders the mount appears to interfere with the canopy because the canopy manufactured in April came out larger than its model; on the vehicle the mount grips the inner edge of the rear windshield frame.</w:t>
+      </w:r>
+    </w:p>
+    <w:tbl>
+      <w:tblPr>
+        <w:tblW w:type="dxa" w:w="9360"/>
+        <w:tblBorders>
+          <w:top w:val="none" w:color="FFFFFF" w:sz="0"/>
+          <w:left w:val="none" w:color="FFFFFF" w:sz="0"/>
+          <w:bottom w:val="none" w:color="FFFFFF" w:sz="0"/>
+          <w:right w:val="none" w:color="FFFFFF" w:sz="0"/>
+          <w:insideH w:val="none" w:color="FFFFFF" w:sz="0"/>
+          <w:insideV w:val="none" w:color="FFFFFF" w:sz="0"/>
+        </w:tblBorders>
+      </w:tblPr>
+      <w:tblGrid>
+        <w:gridCol w:w="4680"/>
+        <w:gridCol w:w="4680"/>
+      </w:tblGrid>
+      <w:tr>
+        <w:trPr>
+          <w:cantSplit/>
+        </w:trPr>
+        <w:tc>
+          <w:tcPr>
+            <w:tcW w:type="dxa" w:w="4680"/>
+            <w:tcBorders>
+              <w:top w:val="none" w:color="FFFFFF" w:sz="0"/>
+              <w:left w:val="none" w:color="FFFFFF" w:sz="0"/>
+              <w:bottom w:val="none" w:color="FFFFFF" w:sz="0"/>
+              <w:right w:val="none" w:color="FFFFFF" w:sz="0"/>
+            </w:tcBorders>
+            <w:vAlign w:val="center"/>
+          </w:tcPr>
+          <w:p>
+            <w:pPr>
+              <w:jc w:val="center"/>
+            </w:pPr>
+            <w:r>
+              <w:drawing>
+                <wp:inline xmlns:a="http://schemas.openxmlformats.org/drawingml/2006/main" xmlns:pic="http://schemas.openxmlformats.org/drawingml/2006/picture">
+                  <wp:extent cx="2743200" cy="1828800"/>
+                  <wp:docPr id="2" name="Picture 2"/>
+                  <wp:cNvGraphicFramePr>
+                    <a:graphicFrameLocks noChangeAspect="1"/>
+                  </wp:cNvGraphicFramePr>
+                  <a:graphic>
+                    <a:graphicData uri="http://schemas.openxmlformats.org/drawingml/2006/picture">
+                      <pic:pic>
+                        <pic:nvPicPr>
+                          <pic:cNvPr id="0" name="cdb858b9-image.png"/>
+                          <pic:cNvPicPr/>
+                        </pic:nvPicPr>
+                        <pic:blipFill>
+                          <a:blip r:embed="rId16"/>
+                          <a:stretch>
+                            <a:fillRect/>
+                          </a:stretch>
+                        </pic:blipFill>
+                        <pic:spPr>
+                          <a:xfrm>
+                            <a:off x="0" y="0"/>
+                            <a:ext cx="2743200" cy="1828800"/>
+                          </a:xfrm>
+                          <a:prstGeom prst="rect"/>
+                        </pic:spPr>
+                      </pic:pic>
+                    </a:graphicData>
+                  </a:graphic>
+                </wp:inline>
+              </w:drawing>
+            </w:r>
+          </w:p>
+          <w:p>
+            <w:pPr>
+              <w:jc w:val="center"/>
+            </w:pPr>
+            <w:r>
+              <w:rPr>
+                <w:rFonts w:ascii="Georgia" w:hAnsi="Georgia"/>
+                <w:b/>
+                <w:sz w:val="19"/>
+              </w:rPr>
+              <w:t>Wheel-Cover Cutting Stencil on the Aerobody</w:t>
+            </w:r>
+          </w:p>
+        </w:tc>
+        <w:tc>
+          <w:tcPr>
+            <w:tcW w:type="dxa" w:w="4680"/>
+            <w:tcBorders>
+              <w:top w:val="none" w:color="FFFFFF" w:sz="0"/>
+              <w:left w:val="none" w:color="FFFFFF" w:sz="0"/>
+              <w:bottom w:val="none" w:color="FFFFFF" w:sz="0"/>
+              <w:right w:val="none" w:color="FFFFFF" w:sz="0"/>
+            </w:tcBorders>
+            <w:vAlign w:val="center"/>
+          </w:tcPr>
+          <w:p>
+            <w:pPr>
+              <w:jc w:val="center"/>
+            </w:pPr>
+            <w:r>
+              <w:drawing>
+                <wp:inline xmlns:a="http://schemas.openxmlformats.org/drawingml/2006/main" xmlns:pic="http://schemas.openxmlformats.org/drawingml/2006/picture">
+                  <wp:extent cx="2743200" cy="1614316"/>
+                  <wp:docPr id="3" name="Picture 3"/>
+                  <wp:cNvGraphicFramePr>
+                    <a:graphicFrameLocks noChangeAspect="1"/>
+                  </wp:cNvGraphicFramePr>
+                  <a:graphic>
+                    <a:graphicData uri="http://schemas.openxmlformats.org/drawingml/2006/picture">
+                      <pic:pic>
+                        <pic:nvPicPr>
+                          <pic:cNvPr id="0" name="05dd7789-image.png"/>
+                          <pic:cNvPicPr/>
+                        </pic:nvPicPr>
+                        <pic:blipFill>
+                          <a:blip r:embed="rId17"/>
+                          <a:stretch>
+                            <a:fillRect/>
+                          </a:stretch>
+                        </pic:blipFill>
+                        <pic:spPr>
+                          <a:xfrm>
+                            <a:off x="0" y="0"/>
+                            <a:ext cx="2743200" cy="1614316"/>
+                          </a:xfrm>
+                          <a:prstGeom prst="rect"/>
+                        </pic:spPr>
+                      </pic:pic>
+                    </a:graphicData>
+                  </a:graphic>
+                </wp:inline>
+              </w:drawing>
+            </w:r>
+          </w:p>
+          <w:p>
+            <w:pPr>
+              <w:jc w:val="center"/>
+            </w:pPr>
+            <w:r>
+              <w:rPr>
+                <w:rFonts w:ascii="Georgia" w:hAnsi="Georgia"/>
+                <w:b/>
+                <w:sz w:val="19"/>
+              </w:rPr>
+              <w:t>Press-Fit Camera Mount on the Rear Canopy</w:t>
+            </w:r>
+          </w:p>
+        </w:tc>
+      </w:tr>
+    </w:tbl>
     <w:sectPr>
       <w:pgSz w:w="12240" w:h="15840" w:orient="portrait"/>
       <w:pgMar w:top="1080" w:right="1440" w:bottom="1080" w:left="1440" w:header="708" w:footer="708" w:gutter="0"/>
